--- a/docx/final/26_验证证据与追踪矩阵.docx
+++ b/docx/final/26_验证证据与追踪矩阵.docx
@@ -28,7 +28,7 @@
         </w:p>
       </w:sdtContent>
     </w:sdt>
-    <w:bookmarkStart w:id="29" w:name="工业轴承设备剩余寿命预测系统的实现验证证据与追踪矩阵"/>
+    <w:bookmarkStart w:id="30" w:name="工业轴承设备剩余寿命预测系统的实现验证证据与追踪矩阵"/>
     <w:p>
       <w:pPr>
         <w:pStyle w:val="Heading1"/>
@@ -853,6 +853,20 @@
           <w:color w:val="000000"/>
         </w:rPr>
         <w:t xml:space="preserve">不够，需要说明功能位于哪个模块、由哪个测试覆盖、最终输出如何被检查。</w:t>
+      </w:r>
+    </w:p>
+    <w:p>
+      <w:pPr>
+        <w:pStyle w:val="BodyText"/>
+        <w:spacing w:line="276" w:lineRule="auto" w:after="0"/>
+        <w:ind w:firstLine="420"/>
+      </w:pPr>
+      <w:r>
+        <w:rPr>
+          <w:rFonts w:ascii="宋体" w:hAnsi="宋体" w:eastAsia="宋体"/>
+          <w:color w:val="000000"/>
+        </w:rPr>
+        <w:t xml:space="preserve">答辩时的核心能力不是背测试数量，而是能从一个指标反查到输出文件、训练流程、样本构造和原始数据时间语义。</w:t>
       </w:r>
     </w:p>
     <w:bookmarkEnd w:id="22"/>
@@ -2276,7 +2290,7 @@
       </w:tr>
     </w:tbl>
     <w:bookmarkEnd w:id="24"/>
-    <w:bookmarkStart w:id="25" w:name="真实训练证据"/>
+    <w:bookmarkStart w:id="25" w:name="功能到答辩证据映射"/>
     <w:p>
       <w:pPr>
         <w:pStyle w:val="Heading2"/>
@@ -2286,43 +2300,7 @@
           <w:rFonts w:ascii="宋体" w:hAnsi="宋体" w:eastAsia="宋体"/>
           <w:color w:val="000000"/>
         </w:rPr>
-        <w:t xml:space="preserve">4. 真实训练证据</w:t>
-      </w:r>
-    </w:p>
-    <w:p>
-      <w:pPr>
-        <w:pStyle w:val="FirstParagraph"/>
-        <w:spacing w:line="276" w:lineRule="auto" w:after="0"/>
-        <w:ind w:firstLine="420"/>
-      </w:pPr>
-      <w:r>
-        <w:rPr>
-          <w:rFonts w:ascii="宋体" w:hAnsi="宋体" w:eastAsia="宋体"/>
-          <w:color w:val="000000"/>
-        </w:rPr>
-        <w:t xml:space="preserve">真实训练输出保存在</w:t>
-      </w:r>
-      <w:r>
-        <w:rPr>
-          <w:rFonts w:ascii="宋体" w:hAnsi="宋体" w:eastAsia="宋体"/>
-          <w:color w:val="000000"/>
-        </w:rPr>
-        <w:t xml:space="preserve"> </w:t>
-      </w:r>
-      <w:r>
-        <w:rPr>
-          <w:rStyle w:val="VerbatimChar"/>
-          <w:rFonts w:ascii="宋体" w:hAnsi="宋体" w:eastAsia="宋体"/>
-          <w:color w:val="000000"/>
-        </w:rPr>
-        <w:t xml:space="preserve">tmp/</w:t>
-      </w:r>
-      <w:r>
-        <w:rPr>
-          <w:rFonts w:ascii="宋体" w:hAnsi="宋体" w:eastAsia="宋体"/>
-          <w:color w:val="000000"/>
-        </w:rPr>
-        <w:t xml:space="preserve">，不提交仓库。正式文档记录摘要和命令。</w:t>
+        <w:t xml:space="preserve">4. 功能到答辩证据映射</w:t>
       </w:r>
     </w:p>
     <w:tbl>
@@ -2363,6 +2341,843 @@
                 <w:color w:val="000000"/>
                 <w:sz w:val="21"/>
               </w:rPr>
+              <w:t xml:space="preserve">功能链路</w:t>
+            </w:r>
+          </w:p>
+        </w:tc>
+        <w:tc>
+          <w:tcPr>
+            <w:shd w:fill="FFFFFF"/>
+          </w:tcPr>
+          <w:p>
+            <w:pPr>
+              <w:pStyle w:val="Compact"/>
+              <w:ind w:firstLine="0"/>
+              <w:jc w:val="left"/>
+            </w:pPr>
+            <w:r>
+              <w:rPr>
+                <w:rFonts w:ascii="宋体" w:hAnsi="宋体" w:eastAsia="宋体"/>
+                <w:b/>
+                <w:color w:val="000000"/>
+                <w:sz w:val="21"/>
+              </w:rPr>
+              <w:t xml:space="preserve">自动化验证</w:t>
+            </w:r>
+          </w:p>
+        </w:tc>
+        <w:tc>
+          <w:tcPr>
+            <w:shd w:fill="FFFFFF"/>
+          </w:tcPr>
+          <w:p>
+            <w:pPr>
+              <w:pStyle w:val="Compact"/>
+              <w:ind w:firstLine="0"/>
+              <w:jc w:val="left"/>
+            </w:pPr>
+            <w:r>
+              <w:rPr>
+                <w:rFonts w:ascii="宋体" w:hAnsi="宋体" w:eastAsia="宋体"/>
+                <w:b/>
+                <w:color w:val="000000"/>
+                <w:sz w:val="21"/>
+              </w:rPr>
+              <w:t xml:space="preserve">输出证据</w:t>
+            </w:r>
+          </w:p>
+        </w:tc>
+        <w:tc>
+          <w:tcPr>
+            <w:shd w:fill="FFFFFF"/>
+          </w:tcPr>
+          <w:p>
+            <w:pPr>
+              <w:pStyle w:val="Compact"/>
+              <w:ind w:firstLine="0"/>
+              <w:jc w:val="left"/>
+            </w:pPr>
+            <w:r>
+              <w:rPr>
+                <w:rFonts w:ascii="宋体" w:hAnsi="宋体" w:eastAsia="宋体"/>
+                <w:b/>
+                <w:color w:val="000000"/>
+                <w:sz w:val="21"/>
+              </w:rPr>
+              <w:t xml:space="preserve">PPT 对应页</w:t>
+            </w:r>
+          </w:p>
+        </w:tc>
+      </w:tr>
+      <w:tr>
+        <w:tc>
+          <w:p>
+            <w:pPr>
+              <w:pStyle w:val="Compact"/>
+              <w:ind w:firstLine="0"/>
+              <w:jc w:val="left"/>
+            </w:pPr>
+            <w:r>
+              <w:rPr>
+                <w:rFonts w:ascii="宋体" w:hAnsi="宋体" w:eastAsia="宋体"/>
+                <w:color w:val="000000"/>
+                <w:sz w:val="21"/>
+              </w:rPr>
+              <w:t xml:space="preserve">数据导入与时间语义</w:t>
+            </w:r>
+          </w:p>
+        </w:tc>
+        <w:tc>
+          <w:p>
+            <w:pPr>
+              <w:pStyle w:val="Compact"/>
+              <w:ind w:firstLine="0"/>
+              <w:jc w:val="left"/>
+            </w:pPr>
+            <w:r>
+              <w:rPr>
+                <w:rStyle w:val="VerbatimChar"/>
+                <w:rFonts w:ascii="宋体" w:hAnsi="宋体" w:eastAsia="宋体"/>
+                <w:color w:val="000000"/>
+                <w:sz w:val="21"/>
+              </w:rPr>
+              <w:t xml:space="preserve">tests/test_data_io_and_loaders.py</w:t>
+            </w:r>
+          </w:p>
+        </w:tc>
+        <w:tc>
+          <w:p>
+            <w:pPr>
+              <w:pStyle w:val="Compact"/>
+              <w:ind w:firstLine="0"/>
+              <w:jc w:val="left"/>
+            </w:pPr>
+            <w:r>
+              <w:rPr>
+                <w:rStyle w:val="VerbatimChar"/>
+                <w:rFonts w:ascii="宋体" w:hAnsi="宋体" w:eastAsia="宋体"/>
+                <w:color w:val="000000"/>
+                <w:sz w:val="21"/>
+              </w:rPr>
+              <w:t xml:space="preserve">BearingEntity.samples</w:t>
+            </w:r>
+            <w:r>
+              <w:rPr>
+                <w:rFonts w:ascii="宋体" w:hAnsi="宋体" w:eastAsia="宋体"/>
+                <w:color w:val="000000"/>
+                <w:sz w:val="21"/>
+              </w:rPr>
+              <w:t xml:space="preserve">、</w:t>
+            </w:r>
+            <w:r>
+              <w:rPr>
+                <w:rStyle w:val="VerbatimChar"/>
+                <w:rFonts w:ascii="宋体" w:hAnsi="宋体" w:eastAsia="宋体"/>
+                <w:color w:val="000000"/>
+                <w:sz w:val="21"/>
+              </w:rPr>
+              <w:t xml:space="preserve">metadata</w:t>
+            </w:r>
+            <w:r>
+              <w:rPr>
+                <w:rFonts w:ascii="宋体" w:hAnsi="宋体" w:eastAsia="宋体"/>
+                <w:color w:val="000000"/>
+                <w:sz w:val="21"/>
+              </w:rPr>
+              <w:t xml:space="preserve">、数据集说明</w:t>
+            </w:r>
+          </w:p>
+        </w:tc>
+        <w:tc>
+          <w:p>
+            <w:pPr>
+              <w:pStyle w:val="Compact"/>
+              <w:ind w:firstLine="0"/>
+              <w:jc w:val="left"/>
+            </w:pPr>
+            <w:r>
+              <w:rPr>
+                <w:rFonts w:ascii="宋体" w:hAnsi="宋体" w:eastAsia="宋体"/>
+                <w:color w:val="000000"/>
+                <w:sz w:val="21"/>
+              </w:rPr>
+              <w:t xml:space="preserve">第 4-6 页</w:t>
+            </w:r>
+          </w:p>
+        </w:tc>
+      </w:tr>
+      <w:tr>
+        <w:tc>
+          <w:p>
+            <w:pPr>
+              <w:pStyle w:val="Compact"/>
+              <w:ind w:firstLine="0"/>
+              <w:jc w:val="left"/>
+            </w:pPr>
+            <w:r>
+              <w:rPr>
+                <w:rFonts w:ascii="宋体" w:hAnsi="宋体" w:eastAsia="宋体"/>
+                <w:color w:val="000000"/>
+                <w:sz w:val="21"/>
+              </w:rPr>
+              <w:t xml:space="preserve">多轴承特征分析</w:t>
+            </w:r>
+          </w:p>
+        </w:tc>
+        <w:tc>
+          <w:p>
+            <w:pPr>
+              <w:pStyle w:val="Compact"/>
+              <w:ind w:firstLine="0"/>
+              <w:jc w:val="left"/>
+            </w:pPr>
+            <w:r>
+              <w:rPr>
+                <w:rFonts w:ascii="宋体" w:hAnsi="宋体" w:eastAsia="宋体"/>
+                <w:color w:val="000000"/>
+                <w:sz w:val="21"/>
+              </w:rPr>
+              <w:t xml:space="preserve">19 维特征测试、图表生成脚本</w:t>
+            </w:r>
+          </w:p>
+        </w:tc>
+        <w:tc>
+          <w:p>
+            <w:pPr>
+              <w:pStyle w:val="Compact"/>
+              <w:ind w:firstLine="0"/>
+              <w:jc w:val="left"/>
+            </w:pPr>
+            <w:r>
+              <w:rPr>
+                <w:rStyle w:val="VerbatimChar"/>
+                <w:rFonts w:ascii="宋体" w:hAnsi="宋体" w:eastAsia="宋体"/>
+                <w:color w:val="000000"/>
+                <w:sz w:val="21"/>
+              </w:rPr>
+              <w:t xml:space="preserve">multi-bearing-feature-summary.csv/png</w:t>
+            </w:r>
+          </w:p>
+        </w:tc>
+        <w:tc>
+          <w:p>
+            <w:pPr>
+              <w:pStyle w:val="Compact"/>
+              <w:ind w:firstLine="0"/>
+              <w:jc w:val="left"/>
+            </w:pPr>
+            <w:r>
+              <w:rPr>
+                <w:rFonts w:ascii="宋体" w:hAnsi="宋体" w:eastAsia="宋体"/>
+                <w:color w:val="000000"/>
+                <w:sz w:val="21"/>
+              </w:rPr>
+              <w:t xml:space="preserve">第 5-8 页</w:t>
+            </w:r>
+          </w:p>
+        </w:tc>
+      </w:tr>
+      <w:tr>
+        <w:tc>
+          <w:p>
+            <w:pPr>
+              <w:pStyle w:val="Compact"/>
+              <w:ind w:firstLine="0"/>
+              <w:jc w:val="left"/>
+            </w:pPr>
+            <w:r>
+              <w:rPr>
+                <w:rFonts w:ascii="宋体" w:hAnsi="宋体" w:eastAsia="宋体"/>
+                <w:color w:val="000000"/>
+                <w:sz w:val="21"/>
+              </w:rPr>
+              <w:t xml:space="preserve">RUL 标签与序列构造</w:t>
+            </w:r>
+          </w:p>
+        </w:tc>
+        <w:tc>
+          <w:p>
+            <w:pPr>
+              <w:pStyle w:val="Compact"/>
+              <w:ind w:firstLine="0"/>
+              <w:jc w:val="left"/>
+            </w:pPr>
+            <w:r>
+              <w:rPr>
+                <w:rFonts w:ascii="宋体" w:hAnsi="宋体" w:eastAsia="宋体"/>
+                <w:color w:val="000000"/>
+                <w:sz w:val="21"/>
+              </w:rPr>
+              <w:t xml:space="preserve">feature sequence labeler 测试</w:t>
+            </w:r>
+          </w:p>
+        </w:tc>
+        <w:tc>
+          <w:p>
+            <w:pPr>
+              <w:pStyle w:val="Compact"/>
+              <w:ind w:firstLine="0"/>
+              <w:jc w:val="left"/>
+            </w:pPr>
+            <w:r>
+              <w:rPr>
+                <w:rFonts w:ascii="宋体" w:hAnsi="宋体" w:eastAsia="宋体"/>
+                <w:color w:val="000000"/>
+                <w:sz w:val="21"/>
+              </w:rPr>
+              <w:t xml:space="preserve">feature sequence 输入、</w:t>
+            </w:r>
+            <w:r>
+              <w:rPr>
+                <w:rStyle w:val="VerbatimChar"/>
+                <w:rFonts w:ascii="宋体" w:hAnsi="宋体" w:eastAsia="宋体"/>
+                <w:color w:val="000000"/>
+                <w:sz w:val="21"/>
+              </w:rPr>
+              <w:t xml:space="preserve">prediction_count</w:t>
+            </w:r>
+          </w:p>
+        </w:tc>
+        <w:tc>
+          <w:p>
+            <w:pPr>
+              <w:pStyle w:val="Compact"/>
+              <w:ind w:firstLine="0"/>
+              <w:jc w:val="left"/>
+            </w:pPr>
+            <w:r>
+              <w:rPr>
+                <w:rFonts w:ascii="宋体" w:hAnsi="宋体" w:eastAsia="宋体"/>
+                <w:color w:val="000000"/>
+                <w:sz w:val="21"/>
+              </w:rPr>
+              <w:t xml:space="preserve">第 8、11 页</w:t>
+            </w:r>
+          </w:p>
+        </w:tc>
+      </w:tr>
+      <w:tr>
+        <w:tc>
+          <w:p>
+            <w:pPr>
+              <w:pStyle w:val="Compact"/>
+              <w:ind w:firstLine="0"/>
+              <w:jc w:val="left"/>
+            </w:pPr>
+            <w:r>
+              <w:rPr>
+                <w:rFonts w:ascii="宋体" w:hAnsi="宋体" w:eastAsia="宋体"/>
+                <w:color w:val="000000"/>
+                <w:sz w:val="21"/>
+              </w:rPr>
+              <w:t xml:space="preserve">模型训练与实验记录</w:t>
+            </w:r>
+          </w:p>
+        </w:tc>
+        <w:tc>
+          <w:p>
+            <w:pPr>
+              <w:pStyle w:val="Compact"/>
+              <w:ind w:firstLine="0"/>
+              <w:jc w:val="left"/>
+            </w:pPr>
+            <w:r>
+              <w:rPr>
+                <w:rStyle w:val="VerbatimChar"/>
+                <w:rFonts w:ascii="宋体" w:hAnsi="宋体" w:eastAsia="宋体"/>
+                <w:color w:val="000000"/>
+                <w:sz w:val="21"/>
+              </w:rPr>
+              <w:t xml:space="preserve">tests/test_training_pipeline.py</w:t>
+            </w:r>
+          </w:p>
+        </w:tc>
+        <w:tc>
+          <w:p>
+            <w:pPr>
+              <w:pStyle w:val="Compact"/>
+              <w:ind w:firstLine="0"/>
+              <w:jc w:val="left"/>
+            </w:pPr>
+            <w:r>
+              <w:rPr>
+                <w:rStyle w:val="VerbatimChar"/>
+                <w:rFonts w:ascii="宋体" w:hAnsi="宋体" w:eastAsia="宋体"/>
+                <w:color w:val="000000"/>
+                <w:sz w:val="21"/>
+              </w:rPr>
+              <w:t xml:space="preserve">history.csv</w:t>
+            </w:r>
+            <w:r>
+              <w:rPr>
+                <w:rFonts w:ascii="宋体" w:hAnsi="宋体" w:eastAsia="宋体"/>
+                <w:color w:val="000000"/>
+                <w:sz w:val="21"/>
+              </w:rPr>
+              <w:t xml:space="preserve">、</w:t>
+            </w:r>
+            <w:r>
+              <w:rPr>
+                <w:rStyle w:val="VerbatimChar"/>
+                <w:rFonts w:ascii="宋体" w:hAnsi="宋体" w:eastAsia="宋体"/>
+                <w:color w:val="000000"/>
+                <w:sz w:val="21"/>
+              </w:rPr>
+              <w:t xml:space="preserve">metrics.json</w:t>
+            </w:r>
+          </w:p>
+        </w:tc>
+        <w:tc>
+          <w:p>
+            <w:pPr>
+              <w:pStyle w:val="Compact"/>
+              <w:ind w:firstLine="0"/>
+              <w:jc w:val="left"/>
+            </w:pPr>
+            <w:r>
+              <w:rPr>
+                <w:rFonts w:ascii="宋体" w:hAnsi="宋体" w:eastAsia="宋体"/>
+                <w:color w:val="000000"/>
+                <w:sz w:val="21"/>
+              </w:rPr>
+              <w:t xml:space="preserve">第 9-11 页</w:t>
+            </w:r>
+          </w:p>
+        </w:tc>
+      </w:tr>
+      <w:tr>
+        <w:tc>
+          <w:p>
+            <w:pPr>
+              <w:pStyle w:val="Compact"/>
+              <w:ind w:firstLine="0"/>
+              <w:jc w:val="left"/>
+            </w:pPr>
+            <w:r>
+              <w:rPr>
+                <w:rFonts w:ascii="宋体" w:hAnsi="宋体" w:eastAsia="宋体"/>
+                <w:color w:val="000000"/>
+                <w:sz w:val="21"/>
+              </w:rPr>
+              <w:t xml:space="preserve">CNN-LSTM-AM 复现</w:t>
+            </w:r>
+          </w:p>
+        </w:tc>
+        <w:tc>
+          <w:p>
+            <w:pPr>
+              <w:pStyle w:val="Compact"/>
+              <w:ind w:firstLine="0"/>
+              <w:jc w:val="left"/>
+            </w:pPr>
+            <w:r>
+              <w:rPr>
+                <w:rStyle w:val="VerbatimChar"/>
+                <w:rFonts w:ascii="宋体" w:hAnsi="宋体" w:eastAsia="宋体"/>
+                <w:color w:val="000000"/>
+                <w:sz w:val="21"/>
+              </w:rPr>
+              <w:t xml:space="preserve">tests/test_paper_cnn_lstm_attention.py</w:t>
+            </w:r>
+          </w:p>
+        </w:tc>
+        <w:tc>
+          <w:p>
+            <w:pPr>
+              <w:pStyle w:val="Compact"/>
+              <w:ind w:firstLine="0"/>
+              <w:jc w:val="left"/>
+            </w:pPr>
+            <w:r>
+              <w:rPr>
+                <w:rStyle w:val="VerbatimChar"/>
+                <w:rFonts w:ascii="宋体" w:hAnsi="宋体" w:eastAsia="宋体"/>
+                <w:color w:val="000000"/>
+                <w:sz w:val="21"/>
+              </w:rPr>
+              <w:t xml:space="preserve">comparison_metrics.csv</w:t>
+            </w:r>
+            <w:r>
+              <w:rPr>
+                <w:rFonts w:ascii="宋体" w:hAnsi="宋体" w:eastAsia="宋体"/>
+                <w:color w:val="000000"/>
+                <w:sz w:val="21"/>
+              </w:rPr>
+              <w:t xml:space="preserve">、</w:t>
+            </w:r>
+            <w:r>
+              <w:rPr>
+                <w:rStyle w:val="VerbatimChar"/>
+                <w:rFonts w:ascii="宋体" w:hAnsi="宋体" w:eastAsia="宋体"/>
+                <w:color w:val="000000"/>
+                <w:sz w:val="21"/>
+              </w:rPr>
+              <w:t xml:space="preserve">predictions.csv</w:t>
+            </w:r>
+            <w:r>
+              <w:rPr>
+                <w:rFonts w:ascii="宋体" w:hAnsi="宋体" w:eastAsia="宋体"/>
+                <w:color w:val="000000"/>
+                <w:sz w:val="21"/>
+              </w:rPr>
+              <w:t xml:space="preserve">、</w:t>
+            </w:r>
+            <w:r>
+              <w:rPr>
+                <w:rStyle w:val="VerbatimChar"/>
+                <w:rFonts w:ascii="宋体" w:hAnsi="宋体" w:eastAsia="宋体"/>
+                <w:color w:val="000000"/>
+                <w:sz w:val="21"/>
+              </w:rPr>
+              <w:t xml:space="preserve">attention_weights.csv</w:t>
+            </w:r>
+          </w:p>
+        </w:tc>
+        <w:tc>
+          <w:p>
+            <w:pPr>
+              <w:pStyle w:val="Compact"/>
+              <w:ind w:firstLine="0"/>
+              <w:jc w:val="left"/>
+            </w:pPr>
+            <w:r>
+              <w:rPr>
+                <w:rFonts w:ascii="宋体" w:hAnsi="宋体" w:eastAsia="宋体"/>
+                <w:color w:val="000000"/>
+                <w:sz w:val="21"/>
+              </w:rPr>
+              <w:t xml:space="preserve">第 12-14 页</w:t>
+            </w:r>
+          </w:p>
+        </w:tc>
+      </w:tr>
+      <w:tr>
+        <w:tc>
+          <w:p>
+            <w:pPr>
+              <w:pStyle w:val="Compact"/>
+              <w:ind w:firstLine="0"/>
+              <w:jc w:val="left"/>
+            </w:pPr>
+            <w:r>
+              <w:rPr>
+                <w:rFonts w:ascii="宋体" w:hAnsi="宋体" w:eastAsia="宋体"/>
+                <w:color w:val="000000"/>
+                <w:sz w:val="21"/>
+              </w:rPr>
+              <w:t xml:space="preserve">xLSTM-Transformer 复现</w:t>
+            </w:r>
+          </w:p>
+        </w:tc>
+        <w:tc>
+          <w:p>
+            <w:pPr>
+              <w:pStyle w:val="Compact"/>
+              <w:ind w:firstLine="0"/>
+              <w:jc w:val="left"/>
+            </w:pPr>
+            <w:r>
+              <w:rPr>
+                <w:rStyle w:val="VerbatimChar"/>
+                <w:rFonts w:ascii="宋体" w:hAnsi="宋体" w:eastAsia="宋体"/>
+                <w:color w:val="000000"/>
+                <w:sz w:val="21"/>
+              </w:rPr>
+              <w:t xml:space="preserve">tests/test_paper_xlstm_transformer.py</w:t>
+            </w:r>
+          </w:p>
+        </w:tc>
+        <w:tc>
+          <w:p>
+            <w:pPr>
+              <w:pStyle w:val="Compact"/>
+              <w:ind w:firstLine="0"/>
+              <w:jc w:val="left"/>
+            </w:pPr>
+            <w:r>
+              <w:rPr>
+                <w:rFonts w:ascii="宋体" w:hAnsi="宋体" w:eastAsia="宋体"/>
+                <w:color w:val="000000"/>
+                <w:sz w:val="21"/>
+              </w:rPr>
+              <w:t xml:space="preserve">18 行模型/工况对比表、</w:t>
+            </w:r>
+            <w:r>
+              <w:rPr>
+                <w:rStyle w:val="VerbatimChar"/>
+                <w:rFonts w:ascii="宋体" w:hAnsi="宋体" w:eastAsia="宋体"/>
+                <w:color w:val="000000"/>
+                <w:sz w:val="21"/>
+              </w:rPr>
+              <w:t xml:space="preserve">history.csv</w:t>
+            </w:r>
+          </w:p>
+        </w:tc>
+        <w:tc>
+          <w:p>
+            <w:pPr>
+              <w:pStyle w:val="Compact"/>
+              <w:ind w:firstLine="0"/>
+              <w:jc w:val="left"/>
+            </w:pPr>
+            <w:r>
+              <w:rPr>
+                <w:rFonts w:ascii="宋体" w:hAnsi="宋体" w:eastAsia="宋体"/>
+                <w:color w:val="000000"/>
+                <w:sz w:val="21"/>
+              </w:rPr>
+              <w:t xml:space="preserve">第 12-14 页</w:t>
+            </w:r>
+          </w:p>
+        </w:tc>
+      </w:tr>
+      <w:tr>
+        <w:tc>
+          <w:p>
+            <w:pPr>
+              <w:pStyle w:val="Compact"/>
+              <w:ind w:firstLine="0"/>
+              <w:jc w:val="left"/>
+            </w:pPr>
+            <w:r>
+              <w:rPr>
+                <w:rFonts w:ascii="宋体" w:hAnsi="宋体" w:eastAsia="宋体"/>
+                <w:color w:val="000000"/>
+                <w:sz w:val="21"/>
+              </w:rPr>
+              <w:t xml:space="preserve">notebook 可运行</w:t>
+            </w:r>
+          </w:p>
+        </w:tc>
+        <w:tc>
+          <w:p>
+            <w:pPr>
+              <w:pStyle w:val="Compact"/>
+              <w:ind w:firstLine="0"/>
+              <w:jc w:val="left"/>
+            </w:pPr>
+            <w:r>
+              <w:rPr>
+                <w:rStyle w:val="VerbatimChar"/>
+                <w:rFonts w:ascii="宋体" w:hAnsi="宋体" w:eastAsia="宋体"/>
+                <w:color w:val="000000"/>
+                <w:sz w:val="21"/>
+              </w:rPr>
+              <w:t xml:space="preserve">tests/test_examples_notebooks.py</w:t>
+            </w:r>
+          </w:p>
+        </w:tc>
+        <w:tc>
+          <w:p>
+            <w:pPr>
+              <w:pStyle w:val="Compact"/>
+              <w:ind w:firstLine="0"/>
+              <w:jc w:val="left"/>
+            </w:pPr>
+            <w:r>
+              <w:rPr>
+                <w:rFonts w:ascii="宋体" w:hAnsi="宋体" w:eastAsia="宋体"/>
+                <w:color w:val="000000"/>
+                <w:sz w:val="21"/>
+              </w:rPr>
+              <w:t xml:space="preserve">8 个 notebook smoke 执行记录</w:t>
+            </w:r>
+          </w:p>
+        </w:tc>
+        <w:tc>
+          <w:p>
+            <w:pPr>
+              <w:pStyle w:val="Compact"/>
+              <w:ind w:firstLine="0"/>
+              <w:jc w:val="left"/>
+            </w:pPr>
+            <w:r>
+              <w:rPr>
+                <w:rFonts w:ascii="宋体" w:hAnsi="宋体" w:eastAsia="宋体"/>
+                <w:color w:val="000000"/>
+                <w:sz w:val="21"/>
+              </w:rPr>
+              <w:t xml:space="preserve">第 15 页</w:t>
+            </w:r>
+          </w:p>
+        </w:tc>
+      </w:tr>
+      <w:tr>
+        <w:tc>
+          <w:p>
+            <w:pPr>
+              <w:pStyle w:val="Compact"/>
+              <w:ind w:firstLine="0"/>
+              <w:jc w:val="left"/>
+            </w:pPr>
+            <w:r>
+              <w:rPr>
+                <w:rFonts w:ascii="宋体" w:hAnsi="宋体" w:eastAsia="宋体"/>
+                <w:color w:val="000000"/>
+                <w:sz w:val="21"/>
+              </w:rPr>
+              <w:t xml:space="preserve">课程交付</w:t>
+            </w:r>
+          </w:p>
+        </w:tc>
+        <w:tc>
+          <w:p>
+            <w:pPr>
+              <w:pStyle w:val="Compact"/>
+              <w:ind w:firstLine="0"/>
+              <w:jc w:val="left"/>
+            </w:pPr>
+            <w:r>
+              <w:rPr>
+                <w:rFonts w:ascii="宋体" w:hAnsi="宋体" w:eastAsia="宋体"/>
+                <w:color w:val="000000"/>
+                <w:sz w:val="21"/>
+              </w:rPr>
+              <w:t xml:space="preserve">导出脚本和交付清单检查</w:t>
+            </w:r>
+          </w:p>
+        </w:tc>
+        <w:tc>
+          <w:p>
+            <w:pPr>
+              <w:pStyle w:val="Compact"/>
+              <w:ind w:firstLine="0"/>
+              <w:jc w:val="left"/>
+            </w:pPr>
+            <w:r>
+              <w:rPr>
+                <w:rStyle w:val="VerbatimChar"/>
+                <w:rFonts w:ascii="宋体" w:hAnsi="宋体" w:eastAsia="宋体"/>
+                <w:color w:val="000000"/>
+                <w:sz w:val="21"/>
+              </w:rPr>
+              <w:t xml:space="preserve">docx/final</w:t>
+            </w:r>
+            <w:r>
+              <w:rPr>
+                <w:rFonts w:ascii="宋体" w:hAnsi="宋体" w:eastAsia="宋体"/>
+                <w:color w:val="000000"/>
+                <w:sz w:val="21"/>
+              </w:rPr>
+              <w:t xml:space="preserve"> </w:t>
+            </w:r>
+            <w:r>
+              <w:rPr>
+                <w:rFonts w:ascii="宋体" w:hAnsi="宋体" w:eastAsia="宋体"/>
+                <w:color w:val="000000"/>
+                <w:sz w:val="21"/>
+              </w:rPr>
+              <w:t xml:space="preserve">的 PDF/DOCX/PPT/讲稿</w:t>
+            </w:r>
+          </w:p>
+        </w:tc>
+        <w:tc>
+          <w:p>
+            <w:pPr>
+              <w:pStyle w:val="Compact"/>
+              <w:ind w:firstLine="0"/>
+              <w:jc w:val="left"/>
+            </w:pPr>
+            <w:r>
+              <w:rPr>
+                <w:rFonts w:ascii="宋体" w:hAnsi="宋体" w:eastAsia="宋体"/>
+                <w:color w:val="000000"/>
+                <w:sz w:val="21"/>
+              </w:rPr>
+              <w:t xml:space="preserve">第 15-16 页</w:t>
+            </w:r>
+          </w:p>
+        </w:tc>
+      </w:tr>
+    </w:tbl>
+    <w:bookmarkEnd w:id="25"/>
+    <w:bookmarkStart w:id="26" w:name="真实训练证据"/>
+    <w:p>
+      <w:pPr>
+        <w:pStyle w:val="Heading2"/>
+      </w:pPr>
+      <w:r>
+        <w:rPr>
+          <w:rFonts w:ascii="宋体" w:hAnsi="宋体" w:eastAsia="宋体"/>
+          <w:color w:val="000000"/>
+        </w:rPr>
+        <w:t xml:space="preserve">5. 真实训练证据</w:t>
+      </w:r>
+    </w:p>
+    <w:p>
+      <w:pPr>
+        <w:pStyle w:val="FirstParagraph"/>
+        <w:spacing w:line="276" w:lineRule="auto" w:after="0"/>
+        <w:ind w:firstLine="420"/>
+      </w:pPr>
+      <w:r>
+        <w:rPr>
+          <w:rFonts w:ascii="宋体" w:hAnsi="宋体" w:eastAsia="宋体"/>
+          <w:color w:val="000000"/>
+        </w:rPr>
+        <w:t xml:space="preserve">真实训练输出保存在</w:t>
+      </w:r>
+      <w:r>
+        <w:rPr>
+          <w:rFonts w:ascii="宋体" w:hAnsi="宋体" w:eastAsia="宋体"/>
+          <w:color w:val="000000"/>
+        </w:rPr>
+        <w:t xml:space="preserve"> </w:t>
+      </w:r>
+      <w:r>
+        <w:rPr>
+          <w:rStyle w:val="VerbatimChar"/>
+          <w:rFonts w:ascii="宋体" w:hAnsi="宋体" w:eastAsia="宋体"/>
+          <w:color w:val="000000"/>
+        </w:rPr>
+        <w:t xml:space="preserve">tmp/</w:t>
+      </w:r>
+      <w:r>
+        <w:rPr>
+          <w:rFonts w:ascii="宋体" w:hAnsi="宋体" w:eastAsia="宋体"/>
+          <w:color w:val="000000"/>
+        </w:rPr>
+        <w:t xml:space="preserve">，不提交仓库。正式文档记录摘要和命令。</w:t>
+      </w:r>
+    </w:p>
+    <w:tbl>
+      <w:tblPr>
+        <w:tblStyle w:val="Table"/>
+        <w:tblW w:type="pct" w:w="5000.0"/>
+        <w:tblLook w:firstRow="1" w:lastRow="0" w:firstColumn="0" w:lastColumn="0" w:noHBand="0" w:noVBand="0" w:val="0020"/>
+        <w:tblBorders>
+          <w:top w:val="single" w:sz="4" w:space="0" w:color="000000"/>
+          <w:left w:val="single" w:sz="4" w:space="0" w:color="000000"/>
+          <w:bottom w:val="single" w:sz="4" w:space="0" w:color="000000"/>
+          <w:right w:val="single" w:sz="4" w:space="0" w:color="000000"/>
+          <w:insideH w:val="single" w:sz="4" w:space="0" w:color="000000"/>
+          <w:insideV w:val="single" w:sz="4" w:space="0" w:color="000000"/>
+        </w:tblBorders>
+      </w:tblPr>
+      <w:tblGrid>
+        <w:gridCol w:w="1980"/>
+        <w:gridCol w:w="1980"/>
+        <w:gridCol w:w="1980"/>
+        <w:gridCol w:w="1980"/>
+      </w:tblGrid>
+      <w:tr>
+        <w:tc>
+          <w:tcPr>
+            <w:shd w:fill="FFFFFF"/>
+          </w:tcPr>
+          <w:p>
+            <w:pPr>
+              <w:pStyle w:val="Compact"/>
+              <w:ind w:firstLine="0"/>
+              <w:jc w:val="left"/>
+            </w:pPr>
+            <w:r>
+              <w:rPr>
+                <w:rFonts w:ascii="宋体" w:hAnsi="宋体" w:eastAsia="宋体"/>
+                <w:b/>
+                <w:color w:val="000000"/>
+                <w:sz w:val="21"/>
+              </w:rPr>
               <w:t xml:space="preserve">复现实验</w:t>
             </w:r>
           </w:p>
@@ -2714,8 +3529,8 @@
         <w:t xml:space="preserve">的样本行数。</w:t>
       </w:r>
     </w:p>
-    <w:bookmarkEnd w:id="25"/>
-    <w:bookmarkStart w:id="26" w:name="设计图证据"/>
+    <w:bookmarkEnd w:id="26"/>
+    <w:bookmarkStart w:id="27" w:name="设计图证据"/>
     <w:p>
       <w:pPr>
         <w:pStyle w:val="Heading2"/>
@@ -2725,7 +3540,7 @@
           <w:rFonts w:ascii="宋体" w:hAnsi="宋体" w:eastAsia="宋体"/>
           <w:color w:val="000000"/>
         </w:rPr>
-        <w:t xml:space="preserve">5. 设计图证据</w:t>
+        <w:t xml:space="preserve">6. 设计图证据</w:t>
       </w:r>
     </w:p>
     <w:p>
@@ -3097,8 +3912,8 @@
         </w:tc>
       </w:tr>
     </w:tbl>
-    <w:bookmarkEnd w:id="26"/>
-    <w:bookmarkStart w:id="27" w:name="文档一致性要求"/>
+    <w:bookmarkEnd w:id="27"/>
+    <w:bookmarkStart w:id="28" w:name="文档一致性要求"/>
     <w:p>
       <w:pPr>
         <w:pStyle w:val="Heading2"/>
@@ -3108,7 +3923,7 @@
           <w:rFonts w:ascii="宋体" w:hAnsi="宋体" w:eastAsia="宋体"/>
           <w:color w:val="000000"/>
         </w:rPr>
-        <w:t xml:space="preserve">6. 文档一致性要求</w:t>
+        <w:t xml:space="preserve">7. 文档一致性要求</w:t>
       </w:r>
     </w:p>
     <w:p>
@@ -3261,8 +4076,8 @@
         <w:t xml:space="preserve">生存分析和失效概率统一表述为扩展接口，不作为结题主验收路线。</w:t>
       </w:r>
     </w:p>
-    <w:bookmarkEnd w:id="27"/>
-    <w:bookmarkStart w:id="28" w:name="最终验收命令"/>
+    <w:bookmarkEnd w:id="28"/>
+    <w:bookmarkStart w:id="29" w:name="最终验收命令"/>
     <w:p>
       <w:pPr>
         <w:pStyle w:val="Heading2"/>
@@ -3272,7 +4087,7 @@
           <w:rFonts w:ascii="宋体" w:hAnsi="宋体" w:eastAsia="宋体"/>
           <w:color w:val="000000"/>
         </w:rPr>
-        <w:t xml:space="preserve">7. 最终验收命令</w:t>
+        <w:t xml:space="preserve">8. 最终验收命令</w:t>
       </w:r>
     </w:p>
     <w:p>
@@ -3441,8 +4256,8 @@
         <w:t xml:space="preserve">执行后应检查：测试是否通过，文档是否导出，PPT 是否生成，核心指标数字是否与复现文档一致。</w:t>
       </w:r>
     </w:p>
-    <w:bookmarkEnd w:id="28"/>
     <w:bookmarkEnd w:id="29"/>
+    <w:bookmarkEnd w:id="30"/>
     <w:sectPr>
       <w:pgMar w:top="1440" w:bottom="1440" w:left="1797" w:right="1797"/>
     </w:sectPr>
